--- a/templates/office/Phase1_보안서약서_및_개인정보처리위탁계약서.docx
+++ b/templates/office/Phase1_보안서약서_및_개인정보처리위탁계약서.docx
@@ -3,226 +3,770 @@
 <w:document xmlns:wpc="http://schemas.microsoft.com/office/word/2010/wordprocessingCanvas" xmlns:mo="http://schemas.microsoft.com/office/mac/office/2008/main" xmlns:mc="http://schemas.openxmlformats.org/markup-compatibility/2006" xmlns:mv="urn:schemas-microsoft-com:mac:vml" xmlns:o="urn:schemas-microsoft-com:office:office" xmlns:r="http://schemas.openxmlformats.org/officeDocument/2006/relationships" xmlns:m="http://schemas.openxmlformats.org/officeDocument/2006/math" xmlns:v="urn:schemas-microsoft-com:vml" xmlns:wp14="http://schemas.microsoft.com/office/word/2010/wordprocessingDrawing" xmlns:wp="http://schemas.openxmlformats.org/drawingml/2006/wordprocessingDrawing" xmlns:w10="urn:schemas-microsoft-com:office:word" xmlns:w="http://schemas.openxmlformats.org/wordprocessingml/2006/main" xmlns:w14="http://schemas.microsoft.com/office/word/2010/wordml" xmlns:wpg="http://schemas.microsoft.com/office/word/2010/wordprocessingGroup" xmlns:wpi="http://schemas.microsoft.com/office/word/2010/wordprocessingInk" xmlns:wne="http://schemas.microsoft.com/office/word/2006/wordml" xmlns:wps="http://schemas.microsoft.com/office/word/2010/wordprocessingShape" mc:Ignorable="w14 wp14">
   <w:body>
     <w:p>
-      <w:pPr>
-        <w:jc w:val="center"/>
-      </w:pPr>
       <w:r>
         <w:rPr>
-          <w:rFonts w:ascii="Malgun Gothic" w:hAnsi="Malgun Gothic"/>
+          <w:rFonts w:ascii="맑은 고딕" w:hAnsi="맑은 고딕" w:eastAsia="맑은 고딕"/>
           <w:b/>
-          <w:color w:val="1E293B"/>
+          <w:color w:val="2563EB"/>
+          <w:sz w:val="17"/>
+        </w:rPr>
+        <w:t>[엠파시 엔터프라이즈 표준 사업관리 서식] 문서번호: EMP-DOC-P1-04 | 사업명: 한빛글로벌 SyncGuard AI 시스템 구축</w:t>
+      </w:r>
+    </w:p>
+    <w:p>
+      <w:r>
+        <w:rPr>
+          <w:rFonts w:ascii="맑은 고딕" w:hAnsi="맑은 고딕" w:eastAsia="맑은 고딕"/>
+          <w:b/>
+          <w:color w:val="0F172A"/>
           <w:sz w:val="36"/>
         </w:rPr>
         <w:t>보안서약서 및 개인정보 처리위탁 계약서</w:t>
       </w:r>
     </w:p>
     <w:p>
-      <w:pPr>
-        <w:jc w:val="center"/>
-      </w:pPr>
       <w:r>
         <w:rPr>
-          <w:rFonts w:ascii="Malgun Gothic" w:hAnsi="Malgun Gothic"/>
-          <w:color w:val="64748B"/>
+          <w:rFonts w:ascii="맑은 고딕" w:hAnsi="맑은 고딕" w:eastAsia="맑은 고딕"/>
+          <w:b w:val="0"/>
+          <w:color w:val="475569"/>
           <w:sz w:val="21"/>
         </w:rPr>
-        <w:t>투입 인력 보안 준수 의무 및 개인정보보호법에 따른 처리위탁</w:t>
+        <w:t>SyncGuard AI 프로젝트 투입 인력 전원 보안서약 및 개인정보보호법 제26조에 따른 위탁 협약</w:t>
       </w:r>
     </w:p>
-    <w:p/>
-    <w:p>
-      <w:pPr>
-        <w:spacing w:before="160" w:after="80"/>
-      </w:pPr>
-      <w:r>
-        <w:rPr>
-          <w:rFonts w:ascii="Malgun Gothic" w:hAnsi="Malgun Gothic"/>
-          <w:b/>
-          <w:color w:val="2563EB"/>
-          <w:sz w:val="26"/>
-        </w:rPr>
-        <w:t>1. 투입 인력 보안서약서</w:t>
-      </w:r>
-    </w:p>
-    <w:p>
-      <w:pPr>
-        <w:spacing w:line="312" w:lineRule="auto" w:after="60"/>
-      </w:pPr>
-      <w:r>
-        <w:rPr>
-          <w:rFonts w:ascii="Malgun Gothic" w:hAnsi="Malgun Gothic"/>
-          <w:color w:val="334155"/>
-          <w:sz w:val="20"/>
-        </w:rPr>
-        <w:t>본인은 [사업명]에 참여함에 있어 다음 사항을 준수할 것을 서약합니다.</w:t>
-      </w:r>
-    </w:p>
-    <w:p>
-      <w:pPr>
-        <w:spacing w:line="312" w:lineRule="auto" w:after="60"/>
-      </w:pPr>
-      <w:r>
-        <w:rPr>
-          <w:rFonts w:ascii="Malgun Gothic" w:hAnsi="Malgun Gothic"/>
-          <w:color w:val="334155"/>
-          <w:sz w:val="20"/>
-        </w:rPr>
-        <w:t>1. 업무상 지득한 고객사의 일체의 기밀 및 고객 정보를 재직 중은 물론 퇴직 후에도 외부에 누설하지 않는다.</w:t>
-      </w:r>
-    </w:p>
-    <w:p>
-      <w:pPr>
-        <w:spacing w:line="312" w:lineRule="auto" w:after="60"/>
-      </w:pPr>
-      <w:r>
-        <w:rPr>
-          <w:rFonts w:ascii="Malgun Gothic" w:hAnsi="Malgun Gothic"/>
-          <w:color w:val="334155"/>
-          <w:sz w:val="20"/>
-        </w:rPr>
-        <w:t>2. 고객사의 정보시스템 및 소스코드를 외부로 무단 반출하거나 사적 목적으로 이용하지 않는다.</w:t>
-      </w:r>
-    </w:p>
-    <w:p>
-      <w:pPr>
-        <w:spacing w:line="312" w:lineRule="auto" w:after="60"/>
-      </w:pPr>
-      <w:r>
-        <w:rPr>
-          <w:rFonts w:ascii="Malgun Gothic" w:hAnsi="Malgun Gothic"/>
-          <w:color w:val="334155"/>
-          <w:sz w:val="20"/>
-        </w:rPr>
-        <w:t>3. 위반 시 부정경쟁방지법 및 정보통신망법에 따른 민·형사상 모든 책임을 감수한다.</w:t>
-      </w:r>
-    </w:p>
-    <w:p>
-      <w:pPr>
-        <w:spacing w:before="160" w:after="80"/>
-      </w:pPr>
-      <w:r>
-        <w:rPr>
-          <w:rFonts w:ascii="Malgun Gothic" w:hAnsi="Malgun Gothic"/>
-          <w:b/>
-          <w:color w:val="2563EB"/>
-          <w:sz w:val="26"/>
-        </w:rPr>
-        <w:t>2. 개인정보 처리위탁 조항</w:t>
-      </w:r>
-    </w:p>
-    <w:p>
-      <w:pPr>
-        <w:spacing w:line="312" w:lineRule="auto" w:after="60"/>
-      </w:pPr>
-      <w:r>
-        <w:rPr>
-          <w:rFonts w:ascii="Malgun Gothic" w:hAnsi="Malgun Gothic"/>
-          <w:color w:val="334155"/>
-          <w:sz w:val="20"/>
-        </w:rPr>
-        <w:t>1. 위탁업무 목적: 본 사업의 시스템 개발 및 테스트 데이터 처리.</w:t>
-      </w:r>
-    </w:p>
-    <w:p>
-      <w:pPr>
-        <w:spacing w:line="312" w:lineRule="auto" w:after="60"/>
-      </w:pPr>
-      <w:r>
-        <w:rPr>
-          <w:rFonts w:ascii="Malgun Gothic" w:hAnsi="Malgun Gothic"/>
-          <w:color w:val="334155"/>
-          <w:sz w:val="20"/>
-        </w:rPr>
-        <w:t>2. 수탁자(을)는 위탁받은 개인정보를 안전성 확보 조치 기준에 따라 암호화 관리하며, 사업 종료 즉시 완전 파기한다.</w:t>
-      </w:r>
-    </w:p>
-    <w:p>
-      <w:pPr>
-        <w:jc w:val="center"/>
-      </w:pPr>
-      <w:r>
-        <w:rPr>
-          <w:rFonts w:ascii="Malgun Gothic" w:hAnsi="Malgun Gothic"/>
-          <w:b/>
-          <w:sz w:val="21"/>
-        </w:rPr>
-        <w:t>합의 및 확인일자: 202  년     월     일</w:t>
-      </w:r>
-    </w:p>
-    <w:p/>
     <w:tbl>
       <w:tblPr>
+        <w:tblStyle w:val="TableGrid"/>
         <w:tblW w:type="auto" w:w="0"/>
         <w:jc w:val="center"/>
         <w:tblLook w:firstColumn="1" w:firstRow="1" w:lastColumn="0" w:lastRow="0" w:noHBand="0" w:noVBand="1" w:val="04A0"/>
       </w:tblPr>
       <w:tblGrid>
-        <w:gridCol w:w="3120"/>
-        <w:gridCol w:w="3120"/>
-        <w:gridCol w:w="3120"/>
+        <w:gridCol w:w="4896"/>
+        <w:gridCol w:w="4896"/>
       </w:tblGrid>
       <w:tr>
         <w:tc>
           <w:tcPr>
-            <w:tcW w:type="dxa" w:w="3120"/>
-            <w:shd w:fill="334155"/>
+            <w:tcW w:type="dxa" w:w="4896"/>
+            <w:shd w:fill="1B365D"/>
             <w:tcMar>
-              <w:top w:w="90" w:type="dxa"/>
-              <w:bottom w:w="90" w:type="dxa"/>
-              <w:left w:w="110" w:type="dxa"/>
-              <w:right w:w="110" w:type="dxa"/>
+              <w:top w:w="110" w:type="dxa"/>
+              <w:bottom w:w="110" w:type="dxa"/>
+              <w:left w:w="140" w:type="dxa"/>
+              <w:right w:w="140" w:type="dxa"/>
             </w:tcMar>
           </w:tcPr>
           <w:p>
+            <w:pPr>
+              <w:jc w:val="center"/>
+            </w:pPr>
+            <w:r/>
             <w:r>
               <w:rPr>
-                <w:rFonts w:ascii="Malgun Gothic" w:hAnsi="Malgun Gothic"/>
+                <w:rFonts w:ascii="맑은 고딕" w:hAnsi="맑은 고딕" w:eastAsia="맑은 고딕"/>
                 <w:b/>
                 <w:color w:val="FFFFFF"/>
                 <w:sz w:val="19"/>
               </w:rPr>
-              <w:t>구 분</w:t>
+              <w:t>구분</w:t>
             </w:r>
           </w:p>
         </w:tc>
         <w:tc>
           <w:tcPr>
-            <w:tcW w:type="dxa" w:w="3120"/>
-            <w:shd w:fill="334155"/>
+            <w:tcW w:type="dxa" w:w="4896"/>
+            <w:shd w:fill="1B365D"/>
             <w:tcMar>
-              <w:top w:w="90" w:type="dxa"/>
-              <w:bottom w:w="90" w:type="dxa"/>
-              <w:left w:w="110" w:type="dxa"/>
-              <w:right w:w="110" w:type="dxa"/>
+              <w:top w:w="110" w:type="dxa"/>
+              <w:bottom w:w="110" w:type="dxa"/>
+              <w:left w:w="140" w:type="dxa"/>
+              <w:right w:w="140" w:type="dxa"/>
             </w:tcMar>
           </w:tcPr>
           <w:p>
+            <w:pPr>
+              <w:jc w:val="center"/>
+            </w:pPr>
+            <w:r/>
             <w:r>
               <w:rPr>
-                <w:rFonts w:ascii="Malgun Gothic" w:hAnsi="Malgun Gothic"/>
+                <w:rFonts w:ascii="맑은 고딕" w:hAnsi="맑은 고딕" w:eastAsia="맑은 고딕"/>
                 <w:b/>
                 <w:color w:val="FFFFFF"/>
                 <w:sz w:val="19"/>
               </w:rPr>
-              <w:t>소속 / 직급 / 성명</w:t>
+              <w:t>상세 내용</w:t>
+            </w:r>
+          </w:p>
+        </w:tc>
+      </w:tr>
+      <w:tr>
+        <w:tc>
+          <w:tcPr>
+            <w:tcW w:type="dxa" w:w="4896"/>
+            <w:shd w:fill="EFF6FF"/>
+            <w:tcMar>
+              <w:top w:w="90" w:type="dxa"/>
+              <w:bottom w:w="90" w:type="dxa"/>
+              <w:left w:w="140" w:type="dxa"/>
+              <w:right w:w="140" w:type="dxa"/>
+            </w:tcMar>
+          </w:tcPr>
+          <w:p>
+            <w:r/>
+            <w:r>
+              <w:rPr>
+                <w:rFonts w:ascii="맑은 고딕" w:hAnsi="맑은 고딕" w:eastAsia="맑은 고딕"/>
+                <w:b/>
+                <w:color w:val="1E293B"/>
+                <w:sz w:val="19"/>
+              </w:rPr>
+              <w:t>사업명</w:t>
             </w:r>
           </w:p>
         </w:tc>
         <w:tc>
           <w:tcPr>
-            <w:tcW w:type="dxa" w:w="3120"/>
-            <w:shd w:fill="334155"/>
+            <w:tcW w:type="dxa" w:w="4896"/>
+            <w:shd w:fill="FFFFFF"/>
             <w:tcMar>
               <w:top w:w="90" w:type="dxa"/>
               <w:bottom w:w="90" w:type="dxa"/>
-              <w:left w:w="110" w:type="dxa"/>
-              <w:right w:w="110" w:type="dxa"/>
+              <w:left w:w="140" w:type="dxa"/>
+              <w:right w:w="140" w:type="dxa"/>
             </w:tcMar>
           </w:tcPr>
           <w:p>
+            <w:r/>
             <w:r>
               <w:rPr>
-                <w:rFonts w:ascii="Malgun Gothic" w:hAnsi="Malgun Gothic"/>
+                <w:rFonts w:ascii="맑은 고딕" w:hAnsi="맑은 고딕" w:eastAsia="맑은 고딕"/>
+                <w:b w:val="0"/>
+                <w:color w:val="1E293B"/>
+                <w:sz w:val="19"/>
+              </w:rPr>
+              <w:t>SyncGuard AI — 엔터프라이즈 AI 콘텐츠·규제 심의 자동화 시스템 구축 사업</w:t>
+            </w:r>
+          </w:p>
+        </w:tc>
+      </w:tr>
+      <w:tr>
+        <w:tc>
+          <w:tcPr>
+            <w:tcW w:type="dxa" w:w="4896"/>
+            <w:shd w:fill="EFF6FF"/>
+            <w:tcMar>
+              <w:top w:w="90" w:type="dxa"/>
+              <w:bottom w:w="90" w:type="dxa"/>
+              <w:left w:w="140" w:type="dxa"/>
+              <w:right w:w="140" w:type="dxa"/>
+            </w:tcMar>
+          </w:tcPr>
+          <w:p>
+            <w:r/>
+            <w:r>
+              <w:rPr>
+                <w:rFonts w:ascii="맑은 고딕" w:hAnsi="맑은 고딕" w:eastAsia="맑은 고딕"/>
+                <w:b/>
+                <w:color w:val="1E293B"/>
+                <w:sz w:val="19"/>
+              </w:rPr>
+              <w:t>위탁자 (갑)</w:t>
+            </w:r>
+          </w:p>
+        </w:tc>
+        <w:tc>
+          <w:tcPr>
+            <w:tcW w:type="dxa" w:w="4896"/>
+            <w:shd w:fill="F8FAFC"/>
+            <w:tcMar>
+              <w:top w:w="90" w:type="dxa"/>
+              <w:bottom w:w="90" w:type="dxa"/>
+              <w:left w:w="140" w:type="dxa"/>
+              <w:right w:w="140" w:type="dxa"/>
+            </w:tcMar>
+          </w:tcPr>
+          <w:p>
+            <w:r/>
+            <w:r>
+              <w:rPr>
+                <w:rFonts w:ascii="맑은 고딕" w:hAnsi="맑은 고딕" w:eastAsia="맑은 고딕"/>
+                <w:b w:val="0"/>
+                <w:color w:val="1E293B"/>
+                <w:sz w:val="19"/>
+              </w:rPr>
+              <w:t>주식회사 한빛글로벌 (개인정보보호책임자 한지훈 상무)</w:t>
+            </w:r>
+          </w:p>
+        </w:tc>
+      </w:tr>
+      <w:tr>
+        <w:tc>
+          <w:tcPr>
+            <w:tcW w:type="dxa" w:w="4896"/>
+            <w:shd w:fill="EFF6FF"/>
+            <w:tcMar>
+              <w:top w:w="90" w:type="dxa"/>
+              <w:bottom w:w="90" w:type="dxa"/>
+              <w:left w:w="140" w:type="dxa"/>
+              <w:right w:w="140" w:type="dxa"/>
+            </w:tcMar>
+          </w:tcPr>
+          <w:p>
+            <w:r/>
+            <w:r>
+              <w:rPr>
+                <w:rFonts w:ascii="맑은 고딕" w:hAnsi="맑은 고딕" w:eastAsia="맑은 고딕"/>
+                <w:b/>
+                <w:color w:val="1E293B"/>
+                <w:sz w:val="19"/>
+              </w:rPr>
+              <w:t>수탁자 (을)</w:t>
+            </w:r>
+          </w:p>
+        </w:tc>
+        <w:tc>
+          <w:tcPr>
+            <w:tcW w:type="dxa" w:w="4896"/>
+            <w:shd w:fill="FFFFFF"/>
+            <w:tcMar>
+              <w:top w:w="90" w:type="dxa"/>
+              <w:bottom w:w="90" w:type="dxa"/>
+              <w:left w:w="140" w:type="dxa"/>
+              <w:right w:w="140" w:type="dxa"/>
+            </w:tcMar>
+          </w:tcPr>
+          <w:p>
+            <w:r/>
+            <w:r>
+              <w:rPr>
+                <w:rFonts w:ascii="맑은 고딕" w:hAnsi="맑은 고딕" w:eastAsia="맑은 고딕"/>
+                <w:b w:val="0"/>
+                <w:color w:val="1E293B"/>
+                <w:sz w:val="19"/>
+              </w:rPr>
+              <w:t>주식회사 엠파시 (대표이사 김창석 / 현장보안책임자 박진우 수석)</w:t>
+            </w:r>
+          </w:p>
+        </w:tc>
+      </w:tr>
+      <w:tr>
+        <w:tc>
+          <w:tcPr>
+            <w:tcW w:type="dxa" w:w="4896"/>
+            <w:shd w:fill="EFF6FF"/>
+            <w:tcMar>
+              <w:top w:w="90" w:type="dxa"/>
+              <w:bottom w:w="90" w:type="dxa"/>
+              <w:left w:w="140" w:type="dxa"/>
+              <w:right w:w="140" w:type="dxa"/>
+            </w:tcMar>
+          </w:tcPr>
+          <w:p>
+            <w:r/>
+            <w:r>
+              <w:rPr>
+                <w:rFonts w:ascii="맑은 고딕" w:hAnsi="맑은 고딕" w:eastAsia="맑은 고딕"/>
+                <w:b/>
+                <w:color w:val="1E293B"/>
+                <w:sz w:val="19"/>
+              </w:rPr>
+              <w:t>서약 대상 인원</w:t>
+            </w:r>
+          </w:p>
+        </w:tc>
+        <w:tc>
+          <w:tcPr>
+            <w:tcW w:type="dxa" w:w="4896"/>
+            <w:shd w:fill="F8FAFC"/>
+            <w:tcMar>
+              <w:top w:w="90" w:type="dxa"/>
+              <w:bottom w:w="90" w:type="dxa"/>
+              <w:left w:w="140" w:type="dxa"/>
+              <w:right w:w="140" w:type="dxa"/>
+            </w:tcMar>
+          </w:tcPr>
+          <w:p>
+            <w:r/>
+            <w:r>
+              <w:rPr>
+                <w:rFonts w:ascii="맑은 고딕" w:hAnsi="맑은 고딕" w:eastAsia="맑은 고딕"/>
+                <w:b w:val="0"/>
+                <w:color w:val="1E293B"/>
+                <w:sz w:val="19"/>
+              </w:rPr>
+              <w:t>본사 및 협력사 투입 인력 전원 (총 9명 전원 자필 서명 완료)</w:t>
+            </w:r>
+          </w:p>
+        </w:tc>
+      </w:tr>
+    </w:tbl>
+    <w:p/>
+    <w:p>
+      <w:r>
+        <w:rPr>
+          <w:rFonts w:ascii="맑은 고딕" w:hAnsi="맑은 고딕" w:eastAsia="맑은 고딕"/>
+          <w:b/>
+          <w:color w:val="1B365D"/>
+          <w:sz w:val="25"/>
+        </w:rPr>
+        <w:t>1. 프로젝트 참여 인력 보안서약서</w:t>
+      </w:r>
+    </w:p>
+    <w:p>
+      <w:r>
+        <w:rPr>
+          <w:rFonts w:ascii="맑은 고딕" w:hAnsi="맑은 고딕" w:eastAsia="맑은 고딕"/>
+          <w:b w:val="0"/>
+          <w:color w:val="1E293B"/>
+          <w:sz w:val="20"/>
+        </w:rPr>
+        <w:t>본인을 포함한 주식회사 엠파시 컨소시엄 투입 인력 전원은 주식회사 한빛글로벌의 「SyncGuard AI 시스템 구축 사업」을 수행함에 있어 다음 보안 수칙을 엄격히 준수할 것을 서약합니다.</w:t>
+      </w:r>
+    </w:p>
+    <w:p>
+      <w:r>
+        <w:rPr>
+          <w:rFonts w:ascii="맑은 고딕" w:hAnsi="맑은 고딕" w:eastAsia="맑은 고딕"/>
+          <w:b w:val="0"/>
+          <w:color w:val="1E293B"/>
+          <w:sz w:val="20"/>
+        </w:rPr>
+        <w:t>1. 사업 수행 중 지득한 한빛글로벌의 미출시 신제품 문안, ProductLab 전성분 배합비, 사내 계정 정보를 재직 중은 물론 퇴직 후에도 외부에 일체 누설하지 않는다.</w:t>
+      </w:r>
+    </w:p>
+    <w:p>
+      <w:r>
+        <w:rPr>
+          <w:rFonts w:ascii="맑은 고딕" w:hAnsi="맑은 고딕" w:eastAsia="맑은 고딕"/>
+          <w:b w:val="0"/>
+          <w:color w:val="1E293B"/>
+          <w:sz w:val="20"/>
+        </w:rPr>
+        <w:t>2. 모든 개발 및 테스트는 한빛글로벌이 인가한 VDI 및 사내 방화벽 허용 IP 대역에서만 수행하며, 인가되지 않은 개인 노트북·외장하드·퍼블릭 GitHub 저장소로 소스코드를 반출하지 않는다.</w:t>
+      </w:r>
+    </w:p>
+    <w:p>
+      <w:r>
+        <w:rPr>
+          <w:rFonts w:ascii="맑은 고딕" w:hAnsi="맑은 고딕" w:eastAsia="맑은 고딕"/>
+          <w:b w:val="0"/>
+          <w:color w:val="1E293B"/>
+          <w:sz w:val="20"/>
+        </w:rPr>
+        <w:t>3. 실운영 임직원 정보 및 고객 데이터는 비식별 가명처리된 상태로만 개발계(DEV)/검증계(STG)에 적재하며, 외부 LLM API 호출 시 개인식별정보(PII) 마스킹 필터를 강제 적용한다.</w:t>
+      </w:r>
+    </w:p>
+    <w:p>
+      <w:r>
+        <w:rPr>
+          <w:rFonts w:ascii="맑은 고딕" w:hAnsi="맑은 고딕" w:eastAsia="맑은 고딕"/>
+          <w:b/>
+          <w:color w:val="1B365D"/>
+          <w:sz w:val="25"/>
+        </w:rPr>
+        <w:t>2. 개인정보 처리위탁 내역 및 안전성 확보 조치</w:t>
+      </w:r>
+    </w:p>
+    <w:tbl>
+      <w:tblPr>
+        <w:tblStyle w:val="TableGrid"/>
+        <w:tblW w:type="auto" w:w="0"/>
+        <w:jc w:val="center"/>
+        <w:tblLook w:firstColumn="1" w:firstRow="1" w:lastColumn="0" w:lastRow="0" w:noHBand="0" w:noVBand="1" w:val="04A0"/>
+      </w:tblPr>
+      <w:tblGrid>
+        <w:gridCol w:w="4896"/>
+        <w:gridCol w:w="4896"/>
+      </w:tblGrid>
+      <w:tr>
+        <w:tc>
+          <w:tcPr>
+            <w:tcW w:type="dxa" w:w="4896"/>
+            <w:shd w:fill="1B365D"/>
+            <w:tcMar>
+              <w:top w:w="110" w:type="dxa"/>
+              <w:bottom w:w="110" w:type="dxa"/>
+              <w:left w:w="140" w:type="dxa"/>
+              <w:right w:w="140" w:type="dxa"/>
+            </w:tcMar>
+          </w:tcPr>
+          <w:p>
+            <w:pPr>
+              <w:jc w:val="center"/>
+            </w:pPr>
+            <w:r/>
+            <w:r>
+              <w:rPr>
+                <w:rFonts w:ascii="맑은 고딕" w:hAnsi="맑은 고딕" w:eastAsia="맑은 고딕"/>
+                <w:b/>
+                <w:color w:val="FFFFFF"/>
+                <w:sz w:val="19"/>
+              </w:rPr>
+              <w:t>위탁 항목</w:t>
+            </w:r>
+          </w:p>
+        </w:tc>
+        <w:tc>
+          <w:tcPr>
+            <w:tcW w:type="dxa" w:w="4896"/>
+            <w:shd w:fill="1B365D"/>
+            <w:tcMar>
+              <w:top w:w="110" w:type="dxa"/>
+              <w:bottom w:w="110" w:type="dxa"/>
+              <w:left w:w="140" w:type="dxa"/>
+              <w:right w:w="140" w:type="dxa"/>
+            </w:tcMar>
+          </w:tcPr>
+          <w:p>
+            <w:pPr>
+              <w:jc w:val="center"/>
+            </w:pPr>
+            <w:r/>
+            <w:r>
+              <w:rPr>
+                <w:rFonts w:ascii="맑은 고딕" w:hAnsi="맑은 고딕" w:eastAsia="맑은 고딕"/>
+                <w:b/>
+                <w:color w:val="FFFFFF"/>
+                <w:sz w:val="19"/>
+              </w:rPr>
+              <w:t>상세 내용 및 통제 기준</w:t>
+            </w:r>
+          </w:p>
+        </w:tc>
+      </w:tr>
+      <w:tr>
+        <w:tc>
+          <w:tcPr>
+            <w:tcW w:type="dxa" w:w="4896"/>
+            <w:shd w:fill="EFF6FF"/>
+            <w:tcMar>
+              <w:top w:w="90" w:type="dxa"/>
+              <w:bottom w:w="90" w:type="dxa"/>
+              <w:left w:w="140" w:type="dxa"/>
+              <w:right w:w="140" w:type="dxa"/>
+            </w:tcMar>
+          </w:tcPr>
+          <w:p>
+            <w:r/>
+            <w:r>
+              <w:rPr>
+                <w:rFonts w:ascii="맑은 고딕" w:hAnsi="맑은 고딕" w:eastAsia="맑은 고딕"/>
+                <w:b/>
+                <w:color w:val="1E293B"/>
+                <w:sz w:val="19"/>
+              </w:rPr>
+              <w:t>위탁 목적</w:t>
+            </w:r>
+          </w:p>
+        </w:tc>
+        <w:tc>
+          <w:tcPr>
+            <w:tcW w:type="dxa" w:w="4896"/>
+            <w:shd w:fill="FFFFFF"/>
+            <w:tcMar>
+              <w:top w:w="90" w:type="dxa"/>
+              <w:bottom w:w="90" w:type="dxa"/>
+              <w:left w:w="140" w:type="dxa"/>
+              <w:right w:w="140" w:type="dxa"/>
+            </w:tcMar>
+          </w:tcPr>
+          <w:p>
+            <w:r/>
+            <w:r>
+              <w:rPr>
+                <w:rFonts w:ascii="맑은 고딕" w:hAnsi="맑은 고딕" w:eastAsia="맑은 고딕"/>
+                <w:b w:val="0"/>
+                <w:color w:val="1E293B"/>
+                <w:sz w:val="19"/>
+              </w:rPr>
+              <w:t>HB-SSO 임직원 통합인증 연동, 마케팅허브 심의 요청자 식별 및 감사 로그 기록</w:t>
+            </w:r>
+          </w:p>
+        </w:tc>
+      </w:tr>
+      <w:tr>
+        <w:tc>
+          <w:tcPr>
+            <w:tcW w:type="dxa" w:w="4896"/>
+            <w:shd w:fill="EFF6FF"/>
+            <w:tcMar>
+              <w:top w:w="90" w:type="dxa"/>
+              <w:bottom w:w="90" w:type="dxa"/>
+              <w:left w:w="140" w:type="dxa"/>
+              <w:right w:w="140" w:type="dxa"/>
+            </w:tcMar>
+          </w:tcPr>
+          <w:p>
+            <w:r/>
+            <w:r>
+              <w:rPr>
+                <w:rFonts w:ascii="맑은 고딕" w:hAnsi="맑은 고딕" w:eastAsia="맑은 고딕"/>
+                <w:b/>
+                <w:color w:val="1E293B"/>
+                <w:sz w:val="19"/>
+              </w:rPr>
+              <w:t>취급 개인정보 항목</w:t>
+            </w:r>
+          </w:p>
+        </w:tc>
+        <w:tc>
+          <w:tcPr>
+            <w:tcW w:type="dxa" w:w="4896"/>
+            <w:shd w:fill="F8FAFC"/>
+            <w:tcMar>
+              <w:top w:w="90" w:type="dxa"/>
+              <w:bottom w:w="90" w:type="dxa"/>
+              <w:left w:w="140" w:type="dxa"/>
+              <w:right w:w="140" w:type="dxa"/>
+            </w:tcMar>
+          </w:tcPr>
+          <w:p>
+            <w:r/>
+            <w:r>
+              <w:rPr>
+                <w:rFonts w:ascii="맑은 고딕" w:hAnsi="맑은 고딕" w:eastAsia="맑은 고딕"/>
+                <w:b w:val="0"/>
+                <w:color w:val="1E293B"/>
+                <w:sz w:val="19"/>
+              </w:rPr>
+              <w:t>한빛글로벌 임직원 사번, 성명, 부서명, 사내 이메일 주소 (일반 소비자 민감정보 미포함)</w:t>
+            </w:r>
+          </w:p>
+        </w:tc>
+      </w:tr>
+      <w:tr>
+        <w:tc>
+          <w:tcPr>
+            <w:tcW w:type="dxa" w:w="4896"/>
+            <w:shd w:fill="EFF6FF"/>
+            <w:tcMar>
+              <w:top w:w="90" w:type="dxa"/>
+              <w:bottom w:w="90" w:type="dxa"/>
+              <w:left w:w="140" w:type="dxa"/>
+              <w:right w:w="140" w:type="dxa"/>
+            </w:tcMar>
+          </w:tcPr>
+          <w:p>
+            <w:r/>
+            <w:r>
+              <w:rPr>
+                <w:rFonts w:ascii="맑은 고딕" w:hAnsi="맑은 고딕" w:eastAsia="맑은 고딕"/>
+                <w:b/>
+                <w:color w:val="1E293B"/>
+                <w:sz w:val="19"/>
+              </w:rPr>
+              <w:t>암호화 및 접근통제</w:t>
+            </w:r>
+          </w:p>
+        </w:tc>
+        <w:tc>
+          <w:tcPr>
+            <w:tcW w:type="dxa" w:w="4896"/>
+            <w:shd w:fill="FFFFFF"/>
+            <w:tcMar>
+              <w:top w:w="90" w:type="dxa"/>
+              <w:bottom w:w="90" w:type="dxa"/>
+              <w:left w:w="140" w:type="dxa"/>
+              <w:right w:w="140" w:type="dxa"/>
+            </w:tcMar>
+          </w:tcPr>
+          <w:p>
+            <w:r/>
+            <w:r>
+              <w:rPr>
+                <w:rFonts w:ascii="맑은 고딕" w:hAnsi="맑은 고딕" w:eastAsia="맑은 고딕"/>
+                <w:b w:val="0"/>
+                <w:color w:val="1E293B"/>
+                <w:sz w:val="19"/>
+              </w:rPr>
+              <w:t>전송 구간 TLS 1.3 암호화, DB 저장 시 AES-256-GCM 암호화, 관리자 페이지 2FA 인증 적용</w:t>
+            </w:r>
+          </w:p>
+        </w:tc>
+      </w:tr>
+      <w:tr>
+        <w:tc>
+          <w:tcPr>
+            <w:tcW w:type="dxa" w:w="4896"/>
+            <w:shd w:fill="EFF6FF"/>
+            <w:tcMar>
+              <w:top w:w="90" w:type="dxa"/>
+              <w:bottom w:w="90" w:type="dxa"/>
+              <w:left w:w="140" w:type="dxa"/>
+              <w:right w:w="140" w:type="dxa"/>
+            </w:tcMar>
+          </w:tcPr>
+          <w:p>
+            <w:r/>
+            <w:r>
+              <w:rPr>
+                <w:rFonts w:ascii="맑은 고딕" w:hAnsi="맑은 고딕" w:eastAsia="맑은 고딕"/>
+                <w:b/>
+                <w:color w:val="1E293B"/>
+                <w:sz w:val="19"/>
+              </w:rPr>
+              <w:t>파기 및 반납</w:t>
+            </w:r>
+          </w:p>
+        </w:tc>
+        <w:tc>
+          <w:tcPr>
+            <w:tcW w:type="dxa" w:w="4896"/>
+            <w:shd w:fill="F8FAFC"/>
+            <w:tcMar>
+              <w:top w:w="90" w:type="dxa"/>
+              <w:bottom w:w="90" w:type="dxa"/>
+              <w:left w:w="140" w:type="dxa"/>
+              <w:right w:w="140" w:type="dxa"/>
+            </w:tcMar>
+          </w:tcPr>
+          <w:p>
+            <w:r/>
+            <w:r>
+              <w:rPr>
+                <w:rFonts w:ascii="맑은 고딕" w:hAnsi="맑은 고딕" w:eastAsia="맑은 고딕"/>
+                <w:b w:val="0"/>
+                <w:color w:val="1E293B"/>
+                <w:sz w:val="19"/>
+              </w:rPr>
+              <w:t>최종 검수 완료 직후 개발·테스트 서버 내 테스트 계정 데이터 전량 복구불능 영구 삭제</w:t>
+            </w:r>
+          </w:p>
+        </w:tc>
+      </w:tr>
+    </w:tbl>
+    <w:p/>
+    <w:p>
+      <w:pPr>
+        <w:jc w:val="right"/>
+      </w:pPr>
+      <w:r>
+        <w:rPr>
+          <w:rFonts w:ascii="맑은 고딕" w:hAnsi="맑은 고딕" w:eastAsia="맑은 고딕"/>
+          <w:b/>
+          <w:color w:val="0F172A"/>
+          <w:sz w:val="21"/>
+        </w:rPr>
+        <w:t>확정 및 서명일자: 2026년 05월 04일</w:t>
+      </w:r>
+    </w:p>
+    <w:tbl>
+      <w:tblPr>
+        <w:tblStyle w:val="TableGrid"/>
+        <w:tblW w:type="auto" w:w="0"/>
+        <w:jc w:val="center"/>
+        <w:tblLook w:firstColumn="1" w:firstRow="1" w:lastColumn="0" w:lastRow="0" w:noHBand="0" w:noVBand="1" w:val="04A0"/>
+      </w:tblPr>
+      <w:tblGrid>
+        <w:gridCol w:w="2448"/>
+        <w:gridCol w:w="2448"/>
+        <w:gridCol w:w="2448"/>
+        <w:gridCol w:w="2448"/>
+      </w:tblGrid>
+      <w:tr>
+        <w:tc>
+          <w:tcPr>
+            <w:tcW w:type="dxa" w:w="2448"/>
+            <w:shd w:fill="1B365D"/>
+            <w:tcMar>
+              <w:top w:w="110" w:type="dxa"/>
+              <w:bottom w:w="110" w:type="dxa"/>
+              <w:left w:w="140" w:type="dxa"/>
+              <w:right w:w="140" w:type="dxa"/>
+            </w:tcMar>
+          </w:tcPr>
+          <w:p>
+            <w:pPr>
+              <w:jc w:val="center"/>
+            </w:pPr>
+            <w:r/>
+            <w:r>
+              <w:rPr>
+                <w:rFonts w:ascii="맑은 고딕" w:hAnsi="맑은 고딕" w:eastAsia="맑은 고딕"/>
+                <w:b/>
+                <w:color w:val="FFFFFF"/>
+                <w:sz w:val="19"/>
+              </w:rPr>
+              <w:t>구분</w:t>
+            </w:r>
+          </w:p>
+        </w:tc>
+        <w:tc>
+          <w:tcPr>
+            <w:tcW w:type="dxa" w:w="2448"/>
+            <w:shd w:fill="1B365D"/>
+            <w:tcMar>
+              <w:top w:w="110" w:type="dxa"/>
+              <w:bottom w:w="110" w:type="dxa"/>
+              <w:left w:w="140" w:type="dxa"/>
+              <w:right w:w="140" w:type="dxa"/>
+            </w:tcMar>
+          </w:tcPr>
+          <w:p>
+            <w:pPr>
+              <w:jc w:val="center"/>
+            </w:pPr>
+            <w:r/>
+            <w:r>
+              <w:rPr>
+                <w:rFonts w:ascii="맑은 고딕" w:hAnsi="맑은 고딕" w:eastAsia="맑은 고딕"/>
+                <w:b/>
+                <w:color w:val="FFFFFF"/>
+                <w:sz w:val="19"/>
+              </w:rPr>
+              <w:t>소속 기관 및 부서</w:t>
+            </w:r>
+          </w:p>
+        </w:tc>
+        <w:tc>
+          <w:tcPr>
+            <w:tcW w:type="dxa" w:w="2448"/>
+            <w:shd w:fill="1B365D"/>
+            <w:tcMar>
+              <w:top w:w="110" w:type="dxa"/>
+              <w:bottom w:w="110" w:type="dxa"/>
+              <w:left w:w="140" w:type="dxa"/>
+              <w:right w:w="140" w:type="dxa"/>
+            </w:tcMar>
+          </w:tcPr>
+          <w:p>
+            <w:pPr>
+              <w:jc w:val="center"/>
+            </w:pPr>
+            <w:r/>
+            <w:r>
+              <w:rPr>
+                <w:rFonts w:ascii="맑은 고딕" w:hAnsi="맑은 고딕" w:eastAsia="맑은 고딕"/>
+                <w:b/>
+                <w:color w:val="FFFFFF"/>
+                <w:sz w:val="19"/>
+              </w:rPr>
+              <w:t>직급 / 성명</w:t>
+            </w:r>
+          </w:p>
+        </w:tc>
+        <w:tc>
+          <w:tcPr>
+            <w:tcW w:type="dxa" w:w="2448"/>
+            <w:shd w:fill="1B365D"/>
+            <w:tcMar>
+              <w:top w:w="110" w:type="dxa"/>
+              <w:bottom w:w="110" w:type="dxa"/>
+              <w:left w:w="140" w:type="dxa"/>
+              <w:right w:w="140" w:type="dxa"/>
+            </w:tcMar>
+          </w:tcPr>
+          <w:p>
+            <w:pPr>
+              <w:jc w:val="center"/>
+            </w:pPr>
+            <w:r/>
+            <w:r>
+              <w:rPr>
+                <w:rFonts w:ascii="맑은 고딕" w:hAnsi="맑은 고딕" w:eastAsia="맑은 고딕"/>
                 <w:b/>
                 <w:color w:val="FFFFFF"/>
                 <w:sz w:val="19"/>
@@ -235,19 +779,23 @@
       <w:tr>
         <w:tc>
           <w:tcPr>
-            <w:tcW w:type="dxa" w:w="3120"/>
+            <w:tcW w:type="dxa" w:w="2448"/>
+            <w:shd w:fill="FFFFFF"/>
             <w:tcMar>
-              <w:top w:w="100" w:type="dxa"/>
-              <w:bottom w:w="100" w:type="dxa"/>
-              <w:left w:w="110" w:type="dxa"/>
-              <w:right w:w="110" w:type="dxa"/>
+              <w:top w:w="90" w:type="dxa"/>
+              <w:bottom w:w="90" w:type="dxa"/>
+              <w:left w:w="140" w:type="dxa"/>
+              <w:right w:w="140" w:type="dxa"/>
             </w:tcMar>
           </w:tcPr>
           <w:p>
+            <w:r/>
             <w:r>
               <w:rPr>
-                <w:rFonts w:ascii="Malgun Gothic" w:hAnsi="Malgun Gothic"/>
-                <w:sz w:val="18"/>
+                <w:rFonts w:ascii="맑은 고딕" w:hAnsi="맑은 고딕" w:eastAsia="맑은 고딕"/>
+                <w:b w:val="0"/>
+                <w:color w:val="1E293B"/>
+                <w:sz w:val="19"/>
               </w:rPr>
               <w:t>위탁자 (갑)</w:t>
             </w:r>
@@ -255,41 +803,73 @@
         </w:tc>
         <w:tc>
           <w:tcPr>
-            <w:tcW w:type="dxa" w:w="3120"/>
+            <w:tcW w:type="dxa" w:w="2448"/>
+            <w:shd w:fill="FFFFFF"/>
             <w:tcMar>
-              <w:top w:w="100" w:type="dxa"/>
-              <w:bottom w:w="100" w:type="dxa"/>
-              <w:left w:w="110" w:type="dxa"/>
-              <w:right w:w="110" w:type="dxa"/>
+              <w:top w:w="90" w:type="dxa"/>
+              <w:bottom w:w="90" w:type="dxa"/>
+              <w:left w:w="140" w:type="dxa"/>
+              <w:right w:w="140" w:type="dxa"/>
             </w:tcMar>
           </w:tcPr>
           <w:p>
+            <w:r/>
             <w:r>
               <w:rPr>
-                <w:rFonts w:ascii="Malgun Gothic" w:hAnsi="Malgun Gothic"/>
-                <w:sz w:val="18"/>
+                <w:rFonts w:ascii="맑은 고딕" w:hAnsi="맑은 고딕" w:eastAsia="맑은 고딕"/>
+                <w:b w:val="0"/>
+                <w:color w:val="1E293B"/>
+                <w:sz w:val="19"/>
               </w:rPr>
-              <w:t>[고객사명] 개인정보보호책임자 [           ]</w:t>
+              <w:t>주식회사 한빛글로벌 정보보호팀</w:t>
             </w:r>
           </w:p>
         </w:tc>
         <w:tc>
           <w:tcPr>
-            <w:tcW w:type="dxa" w:w="3120"/>
+            <w:tcW w:type="dxa" w:w="2448"/>
+            <w:shd w:fill="FFFFFF"/>
             <w:tcMar>
-              <w:top w:w="100" w:type="dxa"/>
-              <w:bottom w:w="100" w:type="dxa"/>
-              <w:left w:w="110" w:type="dxa"/>
-              <w:right w:w="110" w:type="dxa"/>
+              <w:top w:w="90" w:type="dxa"/>
+              <w:bottom w:w="90" w:type="dxa"/>
+              <w:left w:w="140" w:type="dxa"/>
+              <w:right w:w="140" w:type="dxa"/>
             </w:tcMar>
           </w:tcPr>
           <w:p>
+            <w:r/>
             <w:r>
               <w:rPr>
-                <w:rFonts w:ascii="Malgun Gothic" w:hAnsi="Malgun Gothic"/>
-                <w:sz w:val="18"/>
+                <w:rFonts w:ascii="맑은 고딕" w:hAnsi="맑은 고딕" w:eastAsia="맑은 고딕"/>
+                <w:b w:val="0"/>
+                <w:color w:val="1E293B"/>
+                <w:sz w:val="19"/>
               </w:rPr>
-              <w:t>(서명 또는 인)</w:t>
+              <w:t>CPO 상무 한 지 훈</w:t>
+            </w:r>
+          </w:p>
+        </w:tc>
+        <w:tc>
+          <w:tcPr>
+            <w:tcW w:type="dxa" w:w="2448"/>
+            <w:shd w:fill="FFFFFF"/>
+            <w:tcMar>
+              <w:top w:w="90" w:type="dxa"/>
+              <w:bottom w:w="90" w:type="dxa"/>
+              <w:left w:w="140" w:type="dxa"/>
+              <w:right w:w="140" w:type="dxa"/>
+            </w:tcMar>
+          </w:tcPr>
+          <w:p>
+            <w:r/>
+            <w:r>
+              <w:rPr>
+                <w:rFonts w:ascii="맑은 고딕" w:hAnsi="맑은 고딕" w:eastAsia="맑은 고딕"/>
+                <w:b w:val="0"/>
+                <w:color w:val="1E293B"/>
+                <w:sz w:val="19"/>
+              </w:rPr>
+              <w:t>(서명 완료)</w:t>
             </w:r>
           </w:p>
         </w:tc>
@@ -297,61 +877,195 @@
       <w:tr>
         <w:tc>
           <w:tcPr>
-            <w:tcW w:type="dxa" w:w="3120"/>
+            <w:tcW w:type="dxa" w:w="2448"/>
+            <w:shd w:fill="F8FAFC"/>
             <w:tcMar>
-              <w:top w:w="100" w:type="dxa"/>
-              <w:bottom w:w="100" w:type="dxa"/>
-              <w:left w:w="110" w:type="dxa"/>
-              <w:right w:w="110" w:type="dxa"/>
+              <w:top w:w="90" w:type="dxa"/>
+              <w:bottom w:w="90" w:type="dxa"/>
+              <w:left w:w="140" w:type="dxa"/>
+              <w:right w:w="140" w:type="dxa"/>
             </w:tcMar>
           </w:tcPr>
           <w:p>
+            <w:r/>
             <w:r>
               <w:rPr>
-                <w:rFonts w:ascii="Malgun Gothic" w:hAnsi="Malgun Gothic"/>
-                <w:sz w:val="18"/>
+                <w:rFonts w:ascii="맑은 고딕" w:hAnsi="맑은 고딕" w:eastAsia="맑은 고딕"/>
+                <w:b w:val="0"/>
+                <w:color w:val="1E293B"/>
+                <w:sz w:val="19"/>
               </w:rPr>
-              <w:t>수탁자 (을)</w:t>
+              <w:t>수탁자 대표 (을)</w:t>
             </w:r>
           </w:p>
         </w:tc>
         <w:tc>
           <w:tcPr>
-            <w:tcW w:type="dxa" w:w="3120"/>
+            <w:tcW w:type="dxa" w:w="2448"/>
+            <w:shd w:fill="F8FAFC"/>
             <w:tcMar>
-              <w:top w:w="100" w:type="dxa"/>
-              <w:bottom w:w="100" w:type="dxa"/>
-              <w:left w:w="110" w:type="dxa"/>
-              <w:right w:w="110" w:type="dxa"/>
+              <w:top w:w="90" w:type="dxa"/>
+              <w:bottom w:w="90" w:type="dxa"/>
+              <w:left w:w="140" w:type="dxa"/>
+              <w:right w:w="140" w:type="dxa"/>
             </w:tcMar>
           </w:tcPr>
           <w:p>
+            <w:r/>
             <w:r>
               <w:rPr>
-                <w:rFonts w:ascii="Malgun Gothic" w:hAnsi="Malgun Gothic"/>
-                <w:sz w:val="18"/>
+                <w:rFonts w:ascii="맑은 고딕" w:hAnsi="맑은 고딕" w:eastAsia="맑은 고딕"/>
+                <w:b w:val="0"/>
+                <w:color w:val="1E293B"/>
+                <w:sz w:val="19"/>
               </w:rPr>
-              <w:t>주식회사 엠파시 대표이사 [           ]</w:t>
+              <w:t>주식회사 엠파시 엔터프라이즈사업부</w:t>
             </w:r>
           </w:p>
         </w:tc>
         <w:tc>
           <w:tcPr>
-            <w:tcW w:type="dxa" w:w="3120"/>
+            <w:tcW w:type="dxa" w:w="2448"/>
+            <w:shd w:fill="F8FAFC"/>
             <w:tcMar>
-              <w:top w:w="100" w:type="dxa"/>
-              <w:bottom w:w="100" w:type="dxa"/>
-              <w:left w:w="110" w:type="dxa"/>
-              <w:right w:w="110" w:type="dxa"/>
+              <w:top w:w="90" w:type="dxa"/>
+              <w:bottom w:w="90" w:type="dxa"/>
+              <w:left w:w="140" w:type="dxa"/>
+              <w:right w:w="140" w:type="dxa"/>
             </w:tcMar>
           </w:tcPr>
           <w:p>
+            <w:r/>
             <w:r>
               <w:rPr>
-                <w:rFonts w:ascii="Malgun Gothic" w:hAnsi="Malgun Gothic"/>
-                <w:sz w:val="18"/>
+                <w:rFonts w:ascii="맑은 고딕" w:hAnsi="맑은 고딕" w:eastAsia="맑은 고딕"/>
+                <w:b w:val="0"/>
+                <w:color w:val="1E293B"/>
+                <w:sz w:val="19"/>
               </w:rPr>
-              <w:t>(서명 또는 인)</w:t>
+              <w:t>대표이사 김 창 석</w:t>
+            </w:r>
+          </w:p>
+        </w:tc>
+        <w:tc>
+          <w:tcPr>
+            <w:tcW w:type="dxa" w:w="2448"/>
+            <w:shd w:fill="F8FAFC"/>
+            <w:tcMar>
+              <w:top w:w="90" w:type="dxa"/>
+              <w:bottom w:w="90" w:type="dxa"/>
+              <w:left w:w="140" w:type="dxa"/>
+              <w:right w:w="140" w:type="dxa"/>
+            </w:tcMar>
+          </w:tcPr>
+          <w:p>
+            <w:r/>
+            <w:r>
+              <w:rPr>
+                <w:rFonts w:ascii="맑은 고딕" w:hAnsi="맑은 고딕" w:eastAsia="맑은 고딕"/>
+                <w:b w:val="0"/>
+                <w:color w:val="1E293B"/>
+                <w:sz w:val="19"/>
+              </w:rPr>
+              <w:t>(직인 날인)</w:t>
+            </w:r>
+          </w:p>
+        </w:tc>
+      </w:tr>
+      <w:tr>
+        <w:tc>
+          <w:tcPr>
+            <w:tcW w:type="dxa" w:w="2448"/>
+            <w:shd w:fill="FFFFFF"/>
+            <w:tcMar>
+              <w:top w:w="90" w:type="dxa"/>
+              <w:bottom w:w="90" w:type="dxa"/>
+              <w:left w:w="140" w:type="dxa"/>
+              <w:right w:w="140" w:type="dxa"/>
+            </w:tcMar>
+          </w:tcPr>
+          <w:p>
+            <w:r/>
+            <w:r>
+              <w:rPr>
+                <w:rFonts w:ascii="맑은 고딕" w:hAnsi="맑은 고딕" w:eastAsia="맑은 고딕"/>
+                <w:b w:val="0"/>
+                <w:color w:val="1E293B"/>
+                <w:sz w:val="19"/>
+              </w:rPr>
+              <w:t>투입인력 대표</w:t>
+            </w:r>
+          </w:p>
+        </w:tc>
+        <w:tc>
+          <w:tcPr>
+            <w:tcW w:type="dxa" w:w="2448"/>
+            <w:shd w:fill="FFFFFF"/>
+            <w:tcMar>
+              <w:top w:w="90" w:type="dxa"/>
+              <w:bottom w:w="90" w:type="dxa"/>
+              <w:left w:w="140" w:type="dxa"/>
+              <w:right w:w="140" w:type="dxa"/>
+            </w:tcMar>
+          </w:tcPr>
+          <w:p>
+            <w:r/>
+            <w:r>
+              <w:rPr>
+                <w:rFonts w:ascii="맑은 고딕" w:hAnsi="맑은 고딕" w:eastAsia="맑은 고딕"/>
+                <w:b w:val="0"/>
+                <w:color w:val="1E293B"/>
+                <w:sz w:val="19"/>
+              </w:rPr>
+              <w:t>주식회사 엠파시 수행PM</w:t>
+            </w:r>
+          </w:p>
+        </w:tc>
+        <w:tc>
+          <w:tcPr>
+            <w:tcW w:type="dxa" w:w="2448"/>
+            <w:shd w:fill="FFFFFF"/>
+            <w:tcMar>
+              <w:top w:w="90" w:type="dxa"/>
+              <w:bottom w:w="90" w:type="dxa"/>
+              <w:left w:w="140" w:type="dxa"/>
+              <w:right w:w="140" w:type="dxa"/>
+            </w:tcMar>
+          </w:tcPr>
+          <w:p>
+            <w:r/>
+            <w:r>
+              <w:rPr>
+                <w:rFonts w:ascii="맑은 고딕" w:hAnsi="맑은 고딕" w:eastAsia="맑은 고딕"/>
+                <w:b w:val="0"/>
+                <w:color w:val="1E293B"/>
+                <w:sz w:val="19"/>
+              </w:rPr>
+              <w:t>수석 박 진 우 외 8명</w:t>
+            </w:r>
+          </w:p>
+        </w:tc>
+        <w:tc>
+          <w:tcPr>
+            <w:tcW w:type="dxa" w:w="2448"/>
+            <w:shd w:fill="FFFFFF"/>
+            <w:tcMar>
+              <w:top w:w="90" w:type="dxa"/>
+              <w:bottom w:w="90" w:type="dxa"/>
+              <w:left w:w="140" w:type="dxa"/>
+              <w:right w:w="140" w:type="dxa"/>
+            </w:tcMar>
+          </w:tcPr>
+          <w:p>
+            <w:r/>
+            <w:r>
+              <w:rPr>
+                <w:rFonts w:ascii="맑은 고딕" w:hAnsi="맑은 고딕" w:eastAsia="맑은 고딕"/>
+                <w:b w:val="0"/>
+                <w:color w:val="1E293B"/>
+                <w:sz w:val="19"/>
+              </w:rPr>
+              <w:t>(연명 서명부 첨부)</w:t>
             </w:r>
           </w:p>
         </w:tc>
@@ -360,7 +1074,7 @@
     <w:p/>
     <w:sectPr>
       <w:pgSz w:w="12240" w:h="15840"/>
-      <w:pgMar w:top="1440" w:right="1440" w:bottom="1440" w:left="1440" w:header="720" w:footer="720" w:gutter="0"/>
+      <w:pgMar w:top="1152" w:right="1224" w:bottom="1152" w:left="1224" w:header="720" w:footer="720" w:gutter="0"/>
       <w:cols w:space="720"/>
       <w:docGrid w:linePitch="360"/>
     </w:sectPr>

--- a/templates/office/Phase1_보안서약서_및_개인정보처리위탁계약서.docx
+++ b/templates/office/Phase1_보안서약서_및_개인정보처리위탁계약서.docx
@@ -10,7 +10,7 @@
           <w:color w:val="2563EB"/>
           <w:sz w:val="17"/>
         </w:rPr>
-        <w:t>[엠파시 엔터프라이즈 표준 사업관리 서식] 문서번호: EMP-DOC-P1-04 | 사업명: 한빛글로벌 SyncGuard AI 시스템 구축</w:t>
+        <w:t>[엠파시 엔터프라이즈 표준 사업관리 서식] 문서번호: EMP-DOC-P1-04 | 사업명: 한빛글로벌 SyncFlow AI 시스템 구축</w:t>
       </w:r>
     </w:p>
     <w:p>
@@ -32,7 +32,7 @@
           <w:color w:val="475569"/>
           <w:sz w:val="21"/>
         </w:rPr>
-        <w:t>SyncGuard AI 프로젝트 투입 인력 전원 보안서약 및 개인정보보호법 제26조에 따른 위탁 협약</w:t>
+        <w:t>SyncFlow AI 프로젝트 투입 인력 전원 보안서약 및 개인정보보호법 제26조에 따른 위탁 협약</w:t>
       </w:r>
     </w:p>
     <w:tbl>
@@ -147,7 +147,7 @@
                 <w:color w:val="1E293B"/>
                 <w:sz w:val="19"/>
               </w:rPr>
-              <w:t>SyncGuard AI — 엔터프라이즈 AI 콘텐츠·규제 심의 자동화 시스템 구축 사업</w:t>
+              <w:t>SyncFlow AI — 엔터프라이즈 AI 콘텐츠·규제 검증 자동화 시스템 구축 사업</w:t>
             </w:r>
           </w:p>
         </w:tc>
@@ -323,7 +323,7 @@
           <w:color w:val="1E293B"/>
           <w:sz w:val="20"/>
         </w:rPr>
-        <w:t>본인을 포함한 주식회사 엠파시 컨소시엄 투입 인력 전원은 주식회사 한빛글로벌의 「SyncGuard AI 시스템 구축 사업」을 수행함에 있어 다음 보안 수칙을 엄격히 준수할 것을 서약합니다.</w:t>
+        <w:t>본인을 포함한 주식회사 엠파시 컨소시엄 투입 인력 전원은 주식회사 한빛글로벌의 「SyncFlow AI 시스템 구축 사업」을 수행함에 있어 다음 보안 수칙을 엄격히 준수할 것을 서약합니다.</w:t>
       </w:r>
     </w:p>
     <w:p>
@@ -334,7 +334,7 @@
           <w:color w:val="1E293B"/>
           <w:sz w:val="20"/>
         </w:rPr>
-        <w:t>1. 사업 수행 중 지득한 한빛글로벌의 미출시 신제품 문안, ProductLab 전성분 배합비, 사내 계정 정보를 재직 중은 물론 퇴직 후에도 외부에 일체 누설하지 않는다.</w:t>
+        <w:t>1. 사업 수행 중 지득한 한빛글로벌의 미출시 신제품 계약조항, PLM-Nexus 자재BOM 조성비, 사내 계정 정보를 재직 중은 물론 퇴직 후에도 외부에 일체 누설하지 않는다.</w:t>
       </w:r>
     </w:p>
     <w:p>
@@ -482,7 +482,7 @@
                 <w:color w:val="1E293B"/>
                 <w:sz w:val="19"/>
               </w:rPr>
-              <w:t>HB-SSO 임직원 통합인증 연동, 마케팅허브 심의 요청자 식별 및 감사 로그 기록</w:t>
+              <w:t>HB-SSO 임직원 통합인증 연동, 전자구매포털 검증 요청자 식별 및 감사 로그 기록</w:t>
             </w:r>
           </w:p>
         </w:tc>
